--- a/TAZA/_документы/Потребность в финансировании – 2 месяца.docx
+++ b/TAZA/_документы/Потребность в финансировании – 2 месяца.docx
@@ -66,7 +66,7 @@
           <w:b/>
           <w:bCs/>
         </w:rPr>
-        <w:t>157 288 647 ₸</w:t>
+        <w:t>109 351 892 ₸</w:t>
       </w:r>
       <w:r>
         <w:t xml:space="preserve">. Всего за два месяца – </w:t>
@@ -76,7 +76,7 @@
           <w:b/>
           <w:bCs/>
         </w:rPr>
-        <w:t>292 635 074 ₸</w:t>
+        <w:t>244 698 320 ₸</w:t>
       </w:r>
       <w:r>
         <w:t>.</w:t>
@@ -94,10 +94,10 @@
         <w:tblLook w:val="04A0" w:firstRow="1" w:lastRow="0" w:firstColumn="1" w:lastColumn="0" w:noHBand="0" w:noVBand="1"/>
       </w:tblPr>
       <w:tblGrid>
-        <w:gridCol w:w="5191"/>
+        <w:gridCol w:w="5197"/>
         <w:gridCol w:w="1398"/>
-        <w:gridCol w:w="1472"/>
-        <w:gridCol w:w="1278"/>
+        <w:gridCol w:w="1471"/>
+        <w:gridCol w:w="1273"/>
       </w:tblGrid>
       <w:tr>
         <w:tc>
@@ -530,45 +530,45 @@
                 <w:sz w:val="20"/>
                 <w:szCs w:val="20"/>
               </w:rPr>
-              <w:t>63 458 680</w:t>
-            </w:r>
-          </w:p>
-        </w:tc>
-        <w:tc>
-          <w:tcPr>
-            <w:tcW w:w="0" w:type="auto"/>
-            <w:tcBorders>
-              <w:top w:val="single" w:sz="6" w:space="0" w:color="808080"/>
-              <w:left w:val="single" w:sz="6" w:space="0" w:color="808080"/>
-              <w:bottom w:val="single" w:sz="6" w:space="0" w:color="808080"/>
-              <w:right w:val="single" w:sz="6" w:space="0" w:color="808080"/>
-            </w:tcBorders>
-            <w:noWrap/>
-            <w:tcMar>
-              <w:top w:w="60" w:type="dxa"/>
-              <w:left w:w="80" w:type="dxa"/>
-              <w:bottom w:w="60" w:type="dxa"/>
-              <w:right w:w="80" w:type="dxa"/>
-            </w:tcMar>
-            <w:vAlign w:val="center"/>
-            <w:hideMark/>
-          </w:tcPr>
-          <w:p>
-            <w:pPr>
-              <w:jc w:val="right"/>
-              <w:rPr>
-                <w:rFonts w:ascii="Arial" w:eastAsia="Times New Roman" w:hAnsi="Arial" w:cs="Arial"/>
-                <w:sz w:val="20"/>
-                <w:szCs w:val="20"/>
-              </w:rPr>
-            </w:pPr>
-            <w:r>
-              <w:rPr>
-                <w:rFonts w:ascii="Arial" w:eastAsia="Times New Roman" w:hAnsi="Arial" w:cs="Arial"/>
-                <w:sz w:val="20"/>
-                <w:szCs w:val="20"/>
-              </w:rPr>
-              <w:t>115 419 330</w:t>
+              <w:t>36 424 100</w:t>
+            </w:r>
+          </w:p>
+        </w:tc>
+        <w:tc>
+          <w:tcPr>
+            <w:tcW w:w="0" w:type="auto"/>
+            <w:tcBorders>
+              <w:top w:val="single" w:sz="6" w:space="0" w:color="808080"/>
+              <w:left w:val="single" w:sz="6" w:space="0" w:color="808080"/>
+              <w:bottom w:val="single" w:sz="6" w:space="0" w:color="808080"/>
+              <w:right w:val="single" w:sz="6" w:space="0" w:color="808080"/>
+            </w:tcBorders>
+            <w:noWrap/>
+            <w:tcMar>
+              <w:top w:w="60" w:type="dxa"/>
+              <w:left w:w="80" w:type="dxa"/>
+              <w:bottom w:w="60" w:type="dxa"/>
+              <w:right w:w="80" w:type="dxa"/>
+            </w:tcMar>
+            <w:vAlign w:val="center"/>
+            <w:hideMark/>
+          </w:tcPr>
+          <w:p>
+            <w:pPr>
+              <w:jc w:val="right"/>
+              <w:rPr>
+                <w:rFonts w:ascii="Arial" w:eastAsia="Times New Roman" w:hAnsi="Arial" w:cs="Arial"/>
+                <w:sz w:val="20"/>
+                <w:szCs w:val="20"/>
+              </w:rPr>
+            </w:pPr>
+            <w:r>
+              <w:rPr>
+                <w:rFonts w:ascii="Arial" w:eastAsia="Times New Roman" w:hAnsi="Arial" w:cs="Arial"/>
+                <w:sz w:val="20"/>
+                <w:szCs w:val="20"/>
+              </w:rPr>
+              <w:t>88 384 750</w:t>
             </w:r>
           </w:p>
         </w:tc>
@@ -682,45 +682,45 @@
                 <w:sz w:val="20"/>
                 <w:szCs w:val="20"/>
               </w:rPr>
+              <w:t>6 881 596</w:t>
+            </w:r>
+          </w:p>
+        </w:tc>
+        <w:tc>
+          <w:tcPr>
+            <w:tcW w:w="0" w:type="auto"/>
+            <w:tcBorders>
+              <w:top w:val="single" w:sz="6" w:space="0" w:color="808080"/>
+              <w:left w:val="single" w:sz="6" w:space="0" w:color="808080"/>
+              <w:bottom w:val="single" w:sz="6" w:space="0" w:color="808080"/>
+              <w:right w:val="single" w:sz="6" w:space="0" w:color="808080"/>
+            </w:tcBorders>
+            <w:noWrap/>
+            <w:tcMar>
+              <w:top w:w="60" w:type="dxa"/>
+              <w:left w:w="80" w:type="dxa"/>
+              <w:bottom w:w="60" w:type="dxa"/>
+              <w:right w:w="80" w:type="dxa"/>
+            </w:tcMar>
+            <w:vAlign w:val="center"/>
+            <w:hideMark/>
+          </w:tcPr>
+          <w:p>
+            <w:pPr>
+              <w:jc w:val="right"/>
+              <w:rPr>
+                <w:rFonts w:ascii="Arial" w:eastAsia="Times New Roman" w:hAnsi="Arial" w:cs="Arial"/>
+                <w:sz w:val="20"/>
+                <w:szCs w:val="20"/>
+              </w:rPr>
+            </w:pPr>
+            <w:r>
+              <w:rPr>
+                <w:rFonts w:ascii="Arial" w:eastAsia="Times New Roman" w:hAnsi="Arial" w:cs="Arial"/>
+                <w:sz w:val="20"/>
+                <w:szCs w:val="20"/>
+              </w:rPr>
               <w:t>13 763 192</w:t>
-            </w:r>
-          </w:p>
-        </w:tc>
-        <w:tc>
-          <w:tcPr>
-            <w:tcW w:w="0" w:type="auto"/>
-            <w:tcBorders>
-              <w:top w:val="single" w:sz="6" w:space="0" w:color="808080"/>
-              <w:left w:val="single" w:sz="6" w:space="0" w:color="808080"/>
-              <w:bottom w:val="single" w:sz="6" w:space="0" w:color="808080"/>
-              <w:right w:val="single" w:sz="6" w:space="0" w:color="808080"/>
-            </w:tcBorders>
-            <w:noWrap/>
-            <w:tcMar>
-              <w:top w:w="60" w:type="dxa"/>
-              <w:left w:w="80" w:type="dxa"/>
-              <w:bottom w:w="60" w:type="dxa"/>
-              <w:right w:w="80" w:type="dxa"/>
-            </w:tcMar>
-            <w:vAlign w:val="center"/>
-            <w:hideMark/>
-          </w:tcPr>
-          <w:p>
-            <w:pPr>
-              <w:jc w:val="right"/>
-              <w:rPr>
-                <w:rFonts w:ascii="Arial" w:eastAsia="Times New Roman" w:hAnsi="Arial" w:cs="Arial"/>
-                <w:sz w:val="20"/>
-                <w:szCs w:val="20"/>
-              </w:rPr>
-            </w:pPr>
-            <w:r>
-              <w:rPr>
-                <w:rFonts w:ascii="Arial" w:eastAsia="Times New Roman" w:hAnsi="Arial" w:cs="Arial"/>
-                <w:sz w:val="20"/>
-                <w:szCs w:val="20"/>
-              </w:rPr>
-              <w:t>20 644 788</w:t>
             </w:r>
           </w:p>
         </w:tc>
@@ -986,45 +986,45 @@
                 <w:sz w:val="20"/>
                 <w:szCs w:val="20"/>
               </w:rPr>
-              <w:t>3 858 356</w:t>
-            </w:r>
-          </w:p>
-        </w:tc>
-        <w:tc>
-          <w:tcPr>
-            <w:tcW w:w="0" w:type="auto"/>
-            <w:tcBorders>
-              <w:top w:val="single" w:sz="6" w:space="0" w:color="808080"/>
-              <w:left w:val="single" w:sz="6" w:space="0" w:color="808080"/>
-              <w:bottom w:val="single" w:sz="6" w:space="0" w:color="808080"/>
-              <w:right w:val="single" w:sz="6" w:space="0" w:color="808080"/>
-            </w:tcBorders>
-            <w:noWrap/>
-            <w:tcMar>
-              <w:top w:w="60" w:type="dxa"/>
-              <w:left w:w="80" w:type="dxa"/>
-              <w:bottom w:w="60" w:type="dxa"/>
-              <w:right w:w="80" w:type="dxa"/>
-            </w:tcMar>
-            <w:vAlign w:val="center"/>
-            <w:hideMark/>
-          </w:tcPr>
-          <w:p>
-            <w:pPr>
-              <w:jc w:val="right"/>
-              <w:rPr>
-                <w:rFonts w:ascii="Arial" w:eastAsia="Times New Roman" w:hAnsi="Arial" w:cs="Arial"/>
-                <w:sz w:val="20"/>
-                <w:szCs w:val="20"/>
-              </w:rPr>
-            </w:pPr>
-            <w:r>
-              <w:rPr>
-                <w:rFonts w:ascii="Arial" w:eastAsia="Times New Roman" w:hAnsi="Arial" w:cs="Arial"/>
-                <w:sz w:val="20"/>
-                <w:szCs w:val="20"/>
-              </w:rPr>
-              <w:t>5 757 862</w:t>
+              <w:t>1 899 506</w:t>
+            </w:r>
+          </w:p>
+        </w:tc>
+        <w:tc>
+          <w:tcPr>
+            <w:tcW w:w="0" w:type="auto"/>
+            <w:tcBorders>
+              <w:top w:val="single" w:sz="6" w:space="0" w:color="808080"/>
+              <w:left w:val="single" w:sz="6" w:space="0" w:color="808080"/>
+              <w:bottom w:val="single" w:sz="6" w:space="0" w:color="808080"/>
+              <w:right w:val="single" w:sz="6" w:space="0" w:color="808080"/>
+            </w:tcBorders>
+            <w:noWrap/>
+            <w:tcMar>
+              <w:top w:w="60" w:type="dxa"/>
+              <w:left w:w="80" w:type="dxa"/>
+              <w:bottom w:w="60" w:type="dxa"/>
+              <w:right w:w="80" w:type="dxa"/>
+            </w:tcMar>
+            <w:vAlign w:val="center"/>
+            <w:hideMark/>
+          </w:tcPr>
+          <w:p>
+            <w:pPr>
+              <w:jc w:val="right"/>
+              <w:rPr>
+                <w:rFonts w:ascii="Arial" w:eastAsia="Times New Roman" w:hAnsi="Arial" w:cs="Arial"/>
+                <w:sz w:val="20"/>
+                <w:szCs w:val="20"/>
+              </w:rPr>
+            </w:pPr>
+            <w:r>
+              <w:rPr>
+                <w:rFonts w:ascii="Arial" w:eastAsia="Times New Roman" w:hAnsi="Arial" w:cs="Arial"/>
+                <w:sz w:val="20"/>
+                <w:szCs w:val="20"/>
+              </w:rPr>
+              <w:t>3 799 012</w:t>
             </w:r>
           </w:p>
         </w:tc>
@@ -1214,15 +1214,15 @@
                 <w:sz w:val="20"/>
                 <w:szCs w:val="20"/>
               </w:rPr>
-              <w:t>6. Офис: аренда, депозит, хозрасходы</w:t>
-            </w:r>
-            <w:r>
-              <w:rPr>
-                <w:rFonts w:ascii="Arial" w:eastAsia="Times New Roman" w:hAnsi="Arial" w:cs="Arial"/>
-                <w:sz w:val="20"/>
-                <w:szCs w:val="20"/>
-              </w:rPr>
-              <w:t>, связь, канцелярия</w:t>
+              <w:t xml:space="preserve">6. Офис: аренда, депозит, хозрасходы, </w:t>
+            </w:r>
+            <w:r>
+              <w:rPr>
+                <w:rFonts w:ascii="Arial" w:eastAsia="Times New Roman" w:hAnsi="Arial" w:cs="Arial"/>
+                <w:sz w:val="20"/>
+                <w:szCs w:val="20"/>
+              </w:rPr>
+              <w:t>связь, канцелярия</w:t>
             </w:r>
           </w:p>
         </w:tc>
@@ -1298,45 +1298,45 @@
                 <w:sz w:val="20"/>
                 <w:szCs w:val="20"/>
               </w:rPr>
-              <w:t>10 425 486</w:t>
-            </w:r>
-          </w:p>
-        </w:tc>
-        <w:tc>
-          <w:tcPr>
-            <w:tcW w:w="0" w:type="auto"/>
-            <w:tcBorders>
-              <w:top w:val="single" w:sz="6" w:space="0" w:color="808080"/>
-              <w:left w:val="single" w:sz="6" w:space="0" w:color="808080"/>
-              <w:bottom w:val="single" w:sz="6" w:space="0" w:color="808080"/>
-              <w:right w:val="single" w:sz="6" w:space="0" w:color="808080"/>
-            </w:tcBorders>
-            <w:noWrap/>
-            <w:tcMar>
-              <w:top w:w="60" w:type="dxa"/>
-              <w:left w:w="80" w:type="dxa"/>
-              <w:bottom w:w="60" w:type="dxa"/>
-              <w:right w:w="80" w:type="dxa"/>
-            </w:tcMar>
-            <w:vAlign w:val="center"/>
-            <w:hideMark/>
-          </w:tcPr>
-          <w:p>
-            <w:pPr>
-              <w:jc w:val="right"/>
-              <w:rPr>
-                <w:rFonts w:ascii="Arial" w:eastAsia="Times New Roman" w:hAnsi="Arial" w:cs="Arial"/>
-                <w:sz w:val="20"/>
-                <w:szCs w:val="20"/>
-              </w:rPr>
-            </w:pPr>
-            <w:r>
-              <w:rPr>
-                <w:rFonts w:ascii="Arial" w:eastAsia="Times New Roman" w:hAnsi="Arial" w:cs="Arial"/>
-                <w:sz w:val="20"/>
-                <w:szCs w:val="20"/>
-              </w:rPr>
-              <w:t>22 255 193</w:t>
+              <w:t>5 212 743</w:t>
+            </w:r>
+          </w:p>
+        </w:tc>
+        <w:tc>
+          <w:tcPr>
+            <w:tcW w:w="0" w:type="auto"/>
+            <w:tcBorders>
+              <w:top w:val="single" w:sz="6" w:space="0" w:color="808080"/>
+              <w:left w:val="single" w:sz="6" w:space="0" w:color="808080"/>
+              <w:bottom w:val="single" w:sz="6" w:space="0" w:color="808080"/>
+              <w:right w:val="single" w:sz="6" w:space="0" w:color="808080"/>
+            </w:tcBorders>
+            <w:noWrap/>
+            <w:tcMar>
+              <w:top w:w="60" w:type="dxa"/>
+              <w:left w:w="80" w:type="dxa"/>
+              <w:bottom w:w="60" w:type="dxa"/>
+              <w:right w:w="80" w:type="dxa"/>
+            </w:tcMar>
+            <w:vAlign w:val="center"/>
+            <w:hideMark/>
+          </w:tcPr>
+          <w:p>
+            <w:pPr>
+              <w:jc w:val="right"/>
+              <w:rPr>
+                <w:rFonts w:ascii="Arial" w:eastAsia="Times New Roman" w:hAnsi="Arial" w:cs="Arial"/>
+                <w:sz w:val="20"/>
+                <w:szCs w:val="20"/>
+              </w:rPr>
+            </w:pPr>
+            <w:r>
+              <w:rPr>
+                <w:rFonts w:ascii="Arial" w:eastAsia="Times New Roman" w:hAnsi="Arial" w:cs="Arial"/>
+                <w:sz w:val="20"/>
+                <w:szCs w:val="20"/>
+              </w:rPr>
+              <w:t>17 042 450</w:t>
             </w:r>
           </w:p>
         </w:tc>
@@ -1450,45 +1450,45 @@
                 <w:sz w:val="20"/>
                 <w:szCs w:val="20"/>
               </w:rPr>
-              <w:t>507 000</w:t>
-            </w:r>
-          </w:p>
-        </w:tc>
-        <w:tc>
-          <w:tcPr>
-            <w:tcW w:w="0" w:type="auto"/>
-            <w:tcBorders>
-              <w:top w:val="single" w:sz="6" w:space="0" w:color="808080"/>
-              <w:left w:val="single" w:sz="6" w:space="0" w:color="808080"/>
-              <w:bottom w:val="single" w:sz="6" w:space="0" w:color="808080"/>
-              <w:right w:val="single" w:sz="6" w:space="0" w:color="808080"/>
-            </w:tcBorders>
-            <w:noWrap/>
-            <w:tcMar>
-              <w:top w:w="60" w:type="dxa"/>
-              <w:left w:w="80" w:type="dxa"/>
-              <w:bottom w:w="60" w:type="dxa"/>
-              <w:right w:w="80" w:type="dxa"/>
-            </w:tcMar>
-            <w:vAlign w:val="center"/>
-            <w:hideMark/>
-          </w:tcPr>
-          <w:p>
-            <w:pPr>
-              <w:jc w:val="right"/>
-              <w:rPr>
-                <w:rFonts w:ascii="Arial" w:eastAsia="Times New Roman" w:hAnsi="Arial" w:cs="Arial"/>
-                <w:sz w:val="20"/>
-                <w:szCs w:val="20"/>
-              </w:rPr>
-            </w:pPr>
-            <w:r>
-              <w:rPr>
-                <w:rFonts w:ascii="Arial" w:eastAsia="Times New Roman" w:hAnsi="Arial" w:cs="Arial"/>
-                <w:sz w:val="20"/>
-                <w:szCs w:val="20"/>
-              </w:rPr>
-              <w:t>839 947</w:t>
+              <w:t>253 500</w:t>
+            </w:r>
+          </w:p>
+        </w:tc>
+        <w:tc>
+          <w:tcPr>
+            <w:tcW w:w="0" w:type="auto"/>
+            <w:tcBorders>
+              <w:top w:val="single" w:sz="6" w:space="0" w:color="808080"/>
+              <w:left w:val="single" w:sz="6" w:space="0" w:color="808080"/>
+              <w:bottom w:val="single" w:sz="6" w:space="0" w:color="808080"/>
+              <w:right w:val="single" w:sz="6" w:space="0" w:color="808080"/>
+            </w:tcBorders>
+            <w:noWrap/>
+            <w:tcMar>
+              <w:top w:w="60" w:type="dxa"/>
+              <w:left w:w="80" w:type="dxa"/>
+              <w:bottom w:w="60" w:type="dxa"/>
+              <w:right w:w="80" w:type="dxa"/>
+            </w:tcMar>
+            <w:vAlign w:val="center"/>
+            <w:hideMark/>
+          </w:tcPr>
+          <w:p>
+            <w:pPr>
+              <w:jc w:val="right"/>
+              <w:rPr>
+                <w:rFonts w:ascii="Arial" w:eastAsia="Times New Roman" w:hAnsi="Arial" w:cs="Arial"/>
+                <w:sz w:val="20"/>
+                <w:szCs w:val="20"/>
+              </w:rPr>
+            </w:pPr>
+            <w:r>
+              <w:rPr>
+                <w:rFonts w:ascii="Arial" w:eastAsia="Times New Roman" w:hAnsi="Arial" w:cs="Arial"/>
+                <w:sz w:val="20"/>
+                <w:szCs w:val="20"/>
+              </w:rPr>
+              <w:t>586 447</w:t>
             </w:r>
           </w:p>
         </w:tc>
@@ -1602,45 +1602,45 @@
                 <w:sz w:val="20"/>
                 <w:szCs w:val="20"/>
               </w:rPr>
+              <w:t>1 175 000</w:t>
+            </w:r>
+          </w:p>
+        </w:tc>
+        <w:tc>
+          <w:tcPr>
+            <w:tcW w:w="0" w:type="auto"/>
+            <w:tcBorders>
+              <w:top w:val="single" w:sz="6" w:space="0" w:color="808080"/>
+              <w:left w:val="single" w:sz="6" w:space="0" w:color="808080"/>
+              <w:bottom w:val="single" w:sz="6" w:space="0" w:color="808080"/>
+              <w:right w:val="single" w:sz="6" w:space="0" w:color="808080"/>
+            </w:tcBorders>
+            <w:noWrap/>
+            <w:tcMar>
+              <w:top w:w="60" w:type="dxa"/>
+              <w:left w:w="80" w:type="dxa"/>
+              <w:bottom w:w="60" w:type="dxa"/>
+              <w:right w:w="80" w:type="dxa"/>
+            </w:tcMar>
+            <w:vAlign w:val="center"/>
+            <w:hideMark/>
+          </w:tcPr>
+          <w:p>
+            <w:pPr>
+              <w:jc w:val="right"/>
+              <w:rPr>
+                <w:rFonts w:ascii="Arial" w:eastAsia="Times New Roman" w:hAnsi="Arial" w:cs="Arial"/>
+                <w:sz w:val="20"/>
+                <w:szCs w:val="20"/>
+              </w:rPr>
+            </w:pPr>
+            <w:r>
+              <w:rPr>
+                <w:rFonts w:ascii="Arial" w:eastAsia="Times New Roman" w:hAnsi="Arial" w:cs="Arial"/>
+                <w:sz w:val="20"/>
+                <w:szCs w:val="20"/>
+              </w:rPr>
               <w:t>2 350 000</w:t>
-            </w:r>
-          </w:p>
-        </w:tc>
-        <w:tc>
-          <w:tcPr>
-            <w:tcW w:w="0" w:type="auto"/>
-            <w:tcBorders>
-              <w:top w:val="single" w:sz="6" w:space="0" w:color="808080"/>
-              <w:left w:val="single" w:sz="6" w:space="0" w:color="808080"/>
-              <w:bottom w:val="single" w:sz="6" w:space="0" w:color="808080"/>
-              <w:right w:val="single" w:sz="6" w:space="0" w:color="808080"/>
-            </w:tcBorders>
-            <w:noWrap/>
-            <w:tcMar>
-              <w:top w:w="60" w:type="dxa"/>
-              <w:left w:w="80" w:type="dxa"/>
-              <w:bottom w:w="60" w:type="dxa"/>
-              <w:right w:w="80" w:type="dxa"/>
-            </w:tcMar>
-            <w:vAlign w:val="center"/>
-            <w:hideMark/>
-          </w:tcPr>
-          <w:p>
-            <w:pPr>
-              <w:jc w:val="right"/>
-              <w:rPr>
-                <w:rFonts w:ascii="Arial" w:eastAsia="Times New Roman" w:hAnsi="Arial" w:cs="Arial"/>
-                <w:sz w:val="20"/>
-                <w:szCs w:val="20"/>
-              </w:rPr>
-            </w:pPr>
-            <w:r>
-              <w:rPr>
-                <w:rFonts w:ascii="Arial" w:eastAsia="Times New Roman" w:hAnsi="Arial" w:cs="Arial"/>
-                <w:sz w:val="20"/>
-                <w:szCs w:val="20"/>
-              </w:rPr>
-              <w:t>3 525 000</w:t>
             </w:r>
           </w:p>
         </w:tc>
@@ -1766,49 +1766,49 @@
                 <w:sz w:val="20"/>
                 <w:szCs w:val="20"/>
               </w:rPr>
-              <w:t>96 058 323</w:t>
-            </w:r>
-          </w:p>
-        </w:tc>
-        <w:tc>
-          <w:tcPr>
-            <w:tcW w:w="0" w:type="auto"/>
-            <w:tcBorders>
-              <w:top w:val="single" w:sz="6" w:space="0" w:color="808080"/>
-              <w:left w:val="single" w:sz="6" w:space="0" w:color="808080"/>
-              <w:bottom w:val="single" w:sz="6" w:space="0" w:color="808080"/>
-              <w:right w:val="single" w:sz="6" w:space="0" w:color="808080"/>
-            </w:tcBorders>
-            <w:noWrap/>
-            <w:tcMar>
-              <w:top w:w="60" w:type="dxa"/>
-              <w:left w:w="80" w:type="dxa"/>
-              <w:bottom w:w="60" w:type="dxa"/>
-              <w:right w:w="80" w:type="dxa"/>
-            </w:tcMar>
-            <w:vAlign w:val="center"/>
-            <w:hideMark/>
-          </w:tcPr>
-          <w:p>
-            <w:pPr>
-              <w:jc w:val="right"/>
-              <w:rPr>
-                <w:rFonts w:ascii="Arial" w:eastAsia="Times New Roman" w:hAnsi="Arial" w:cs="Arial"/>
-                <w:b/>
-                <w:bCs/>
-                <w:sz w:val="20"/>
-                <w:szCs w:val="20"/>
-              </w:rPr>
-            </w:pPr>
-            <w:r>
-              <w:rPr>
-                <w:rFonts w:ascii="Arial" w:eastAsia="Times New Roman" w:hAnsi="Arial" w:cs="Arial"/>
-                <w:b/>
-                <w:bCs/>
-                <w:sz w:val="20"/>
-                <w:szCs w:val="20"/>
-              </w:rPr>
-              <w:t>183 085 306</w:t>
+              <w:t>53 542 054</w:t>
+            </w:r>
+          </w:p>
+        </w:tc>
+        <w:tc>
+          <w:tcPr>
+            <w:tcW w:w="0" w:type="auto"/>
+            <w:tcBorders>
+              <w:top w:val="single" w:sz="6" w:space="0" w:color="808080"/>
+              <w:left w:val="single" w:sz="6" w:space="0" w:color="808080"/>
+              <w:bottom w:val="single" w:sz="6" w:space="0" w:color="808080"/>
+              <w:right w:val="single" w:sz="6" w:space="0" w:color="808080"/>
+            </w:tcBorders>
+            <w:noWrap/>
+            <w:tcMar>
+              <w:top w:w="60" w:type="dxa"/>
+              <w:left w:w="80" w:type="dxa"/>
+              <w:bottom w:w="60" w:type="dxa"/>
+              <w:right w:w="80" w:type="dxa"/>
+            </w:tcMar>
+            <w:vAlign w:val="center"/>
+            <w:hideMark/>
+          </w:tcPr>
+          <w:p>
+            <w:pPr>
+              <w:jc w:val="right"/>
+              <w:rPr>
+                <w:rFonts w:ascii="Arial" w:eastAsia="Times New Roman" w:hAnsi="Arial" w:cs="Arial"/>
+                <w:b/>
+                <w:bCs/>
+                <w:sz w:val="20"/>
+                <w:szCs w:val="20"/>
+              </w:rPr>
+            </w:pPr>
+            <w:r>
+              <w:rPr>
+                <w:rFonts w:ascii="Arial" w:eastAsia="Times New Roman" w:hAnsi="Arial" w:cs="Arial"/>
+                <w:b/>
+                <w:bCs/>
+                <w:sz w:val="20"/>
+                <w:szCs w:val="20"/>
+              </w:rPr>
+              <w:t>140 569 037</w:t>
             </w:r>
           </w:p>
         </w:tc>
@@ -1922,45 +1922,45 @@
                 <w:sz w:val="20"/>
                 <w:szCs w:val="20"/>
               </w:rPr>
-              <w:t>9 605 832</w:t>
-            </w:r>
-          </w:p>
-        </w:tc>
-        <w:tc>
-          <w:tcPr>
-            <w:tcW w:w="0" w:type="auto"/>
-            <w:tcBorders>
-              <w:top w:val="single" w:sz="6" w:space="0" w:color="808080"/>
-              <w:left w:val="single" w:sz="6" w:space="0" w:color="808080"/>
-              <w:bottom w:val="single" w:sz="6" w:space="0" w:color="808080"/>
-              <w:right w:val="single" w:sz="6" w:space="0" w:color="808080"/>
-            </w:tcBorders>
-            <w:noWrap/>
-            <w:tcMar>
-              <w:top w:w="60" w:type="dxa"/>
-              <w:left w:w="80" w:type="dxa"/>
-              <w:bottom w:w="60" w:type="dxa"/>
-              <w:right w:w="80" w:type="dxa"/>
-            </w:tcMar>
-            <w:vAlign w:val="center"/>
-            <w:hideMark/>
-          </w:tcPr>
-          <w:p>
-            <w:pPr>
-              <w:jc w:val="right"/>
-              <w:rPr>
-                <w:rFonts w:ascii="Arial" w:eastAsia="Times New Roman" w:hAnsi="Arial" w:cs="Arial"/>
-                <w:sz w:val="20"/>
-                <w:szCs w:val="20"/>
-              </w:rPr>
-            </w:pPr>
-            <w:r>
-              <w:rPr>
-                <w:rFonts w:ascii="Arial" w:eastAsia="Times New Roman" w:hAnsi="Arial" w:cs="Arial"/>
-                <w:sz w:val="20"/>
-                <w:szCs w:val="20"/>
-              </w:rPr>
-              <w:t>16 017 635</w:t>
+              <w:t>5 354 205</w:t>
+            </w:r>
+          </w:p>
+        </w:tc>
+        <w:tc>
+          <w:tcPr>
+            <w:tcW w:w="0" w:type="auto"/>
+            <w:tcBorders>
+              <w:top w:val="single" w:sz="6" w:space="0" w:color="808080"/>
+              <w:left w:val="single" w:sz="6" w:space="0" w:color="808080"/>
+              <w:bottom w:val="single" w:sz="6" w:space="0" w:color="808080"/>
+              <w:right w:val="single" w:sz="6" w:space="0" w:color="808080"/>
+            </w:tcBorders>
+            <w:noWrap/>
+            <w:tcMar>
+              <w:top w:w="60" w:type="dxa"/>
+              <w:left w:w="80" w:type="dxa"/>
+              <w:bottom w:w="60" w:type="dxa"/>
+              <w:right w:w="80" w:type="dxa"/>
+            </w:tcMar>
+            <w:vAlign w:val="center"/>
+            <w:hideMark/>
+          </w:tcPr>
+          <w:p>
+            <w:pPr>
+              <w:jc w:val="right"/>
+              <w:rPr>
+                <w:rFonts w:ascii="Arial" w:eastAsia="Times New Roman" w:hAnsi="Arial" w:cs="Arial"/>
+                <w:sz w:val="20"/>
+                <w:szCs w:val="20"/>
+              </w:rPr>
+            </w:pPr>
+            <w:r>
+              <w:rPr>
+                <w:rFonts w:ascii="Arial" w:eastAsia="Times New Roman" w:hAnsi="Arial" w:cs="Arial"/>
+                <w:sz w:val="20"/>
+                <w:szCs w:val="20"/>
+              </w:rPr>
+              <w:t>11 766 008</w:t>
             </w:r>
           </w:p>
         </w:tc>
@@ -2074,45 +2074,45 @@
                 <w:sz w:val="20"/>
                 <w:szCs w:val="20"/>
               </w:rPr>
-              <w:t>2 636 145</w:t>
-            </w:r>
-          </w:p>
-        </w:tc>
-        <w:tc>
-          <w:tcPr>
-            <w:tcW w:w="0" w:type="auto"/>
-            <w:tcBorders>
-              <w:top w:val="single" w:sz="6" w:space="0" w:color="808080"/>
-              <w:left w:val="single" w:sz="6" w:space="0" w:color="808080"/>
-              <w:bottom w:val="single" w:sz="6" w:space="0" w:color="808080"/>
-              <w:right w:val="single" w:sz="6" w:space="0" w:color="808080"/>
-            </w:tcBorders>
-            <w:noWrap/>
-            <w:tcMar>
-              <w:top w:w="60" w:type="dxa"/>
-              <w:left w:w="80" w:type="dxa"/>
-              <w:bottom w:w="60" w:type="dxa"/>
-              <w:right w:w="80" w:type="dxa"/>
-            </w:tcMar>
-            <w:vAlign w:val="center"/>
-            <w:hideMark/>
-          </w:tcPr>
-          <w:p>
-            <w:pPr>
-              <w:jc w:val="right"/>
-              <w:rPr>
-                <w:rFonts w:ascii="Arial" w:eastAsia="Times New Roman" w:hAnsi="Arial" w:cs="Arial"/>
-                <w:sz w:val="20"/>
-                <w:szCs w:val="20"/>
-              </w:rPr>
-            </w:pPr>
-            <w:r>
-              <w:rPr>
-                <w:rFonts w:ascii="Arial" w:eastAsia="Times New Roman" w:hAnsi="Arial" w:cs="Arial"/>
-                <w:sz w:val="20"/>
-                <w:szCs w:val="20"/>
-              </w:rPr>
-              <w:t>6 297 813</w:t>
+              <w:t>1 467 286</w:t>
+            </w:r>
+          </w:p>
+        </w:tc>
+        <w:tc>
+          <w:tcPr>
+            <w:tcW w:w="0" w:type="auto"/>
+            <w:tcBorders>
+              <w:top w:val="single" w:sz="6" w:space="0" w:color="808080"/>
+              <w:left w:val="single" w:sz="6" w:space="0" w:color="808080"/>
+              <w:bottom w:val="single" w:sz="6" w:space="0" w:color="808080"/>
+              <w:right w:val="single" w:sz="6" w:space="0" w:color="808080"/>
+            </w:tcBorders>
+            <w:noWrap/>
+            <w:tcMar>
+              <w:top w:w="60" w:type="dxa"/>
+              <w:left w:w="80" w:type="dxa"/>
+              <w:bottom w:w="60" w:type="dxa"/>
+              <w:right w:w="80" w:type="dxa"/>
+            </w:tcMar>
+            <w:vAlign w:val="center"/>
+            <w:hideMark/>
+          </w:tcPr>
+          <w:p>
+            <w:pPr>
+              <w:jc w:val="right"/>
+              <w:rPr>
+                <w:rFonts w:ascii="Arial" w:eastAsia="Times New Roman" w:hAnsi="Arial" w:cs="Arial"/>
+                <w:sz w:val="20"/>
+                <w:szCs w:val="20"/>
+              </w:rPr>
+            </w:pPr>
+            <w:r>
+              <w:rPr>
+                <w:rFonts w:ascii="Arial" w:eastAsia="Times New Roman" w:hAnsi="Arial" w:cs="Arial"/>
+                <w:sz w:val="20"/>
+                <w:szCs w:val="20"/>
+              </w:rPr>
+              <w:t>5 128 955</w:t>
             </w:r>
           </w:p>
         </w:tc>
@@ -2238,49 +2238,49 @@
                 <w:sz w:val="20"/>
                 <w:szCs w:val="20"/>
               </w:rPr>
-              <w:t>108 300 301</w:t>
-            </w:r>
-          </w:p>
-        </w:tc>
-        <w:tc>
-          <w:tcPr>
-            <w:tcW w:w="0" w:type="auto"/>
-            <w:tcBorders>
-              <w:top w:val="single" w:sz="6" w:space="0" w:color="808080"/>
-              <w:left w:val="single" w:sz="6" w:space="0" w:color="808080"/>
-              <w:bottom w:val="single" w:sz="6" w:space="0" w:color="808080"/>
-              <w:right w:val="single" w:sz="6" w:space="0" w:color="808080"/>
-            </w:tcBorders>
-            <w:noWrap/>
-            <w:tcMar>
-              <w:top w:w="60" w:type="dxa"/>
-              <w:left w:w="80" w:type="dxa"/>
-              <w:bottom w:w="60" w:type="dxa"/>
-              <w:right w:w="80" w:type="dxa"/>
-            </w:tcMar>
-            <w:vAlign w:val="center"/>
-            <w:hideMark/>
-          </w:tcPr>
-          <w:p>
-            <w:pPr>
-              <w:jc w:val="right"/>
-              <w:rPr>
-                <w:rFonts w:ascii="Arial" w:eastAsia="Times New Roman" w:hAnsi="Arial" w:cs="Arial"/>
-                <w:b/>
-                <w:bCs/>
-                <w:sz w:val="20"/>
-                <w:szCs w:val="20"/>
-              </w:rPr>
-            </w:pPr>
-            <w:r>
-              <w:rPr>
-                <w:rFonts w:ascii="Arial" w:eastAsia="Times New Roman" w:hAnsi="Arial" w:cs="Arial"/>
-                <w:b/>
-                <w:bCs/>
-                <w:sz w:val="20"/>
-                <w:szCs w:val="20"/>
-              </w:rPr>
-              <w:t>205 400 754</w:t>
+              <w:t>60 363 546</w:t>
+            </w:r>
+          </w:p>
+        </w:tc>
+        <w:tc>
+          <w:tcPr>
+            <w:tcW w:w="0" w:type="auto"/>
+            <w:tcBorders>
+              <w:top w:val="single" w:sz="6" w:space="0" w:color="808080"/>
+              <w:left w:val="single" w:sz="6" w:space="0" w:color="808080"/>
+              <w:bottom w:val="single" w:sz="6" w:space="0" w:color="808080"/>
+              <w:right w:val="single" w:sz="6" w:space="0" w:color="808080"/>
+            </w:tcBorders>
+            <w:noWrap/>
+            <w:tcMar>
+              <w:top w:w="60" w:type="dxa"/>
+              <w:left w:w="80" w:type="dxa"/>
+              <w:bottom w:w="60" w:type="dxa"/>
+              <w:right w:w="80" w:type="dxa"/>
+            </w:tcMar>
+            <w:vAlign w:val="center"/>
+            <w:hideMark/>
+          </w:tcPr>
+          <w:p>
+            <w:pPr>
+              <w:jc w:val="right"/>
+              <w:rPr>
+                <w:rFonts w:ascii="Arial" w:eastAsia="Times New Roman" w:hAnsi="Arial" w:cs="Arial"/>
+                <w:b/>
+                <w:bCs/>
+                <w:sz w:val="20"/>
+                <w:szCs w:val="20"/>
+              </w:rPr>
+            </w:pPr>
+            <w:r>
+              <w:rPr>
+                <w:rFonts w:ascii="Arial" w:eastAsia="Times New Roman" w:hAnsi="Arial" w:cs="Arial"/>
+                <w:b/>
+                <w:bCs/>
+                <w:sz w:val="20"/>
+                <w:szCs w:val="20"/>
+              </w:rPr>
+              <w:t>157 464 000</w:t>
             </w:r>
           </w:p>
         </w:tc>
@@ -2577,7 +2577,7 @@
                 <w:sz w:val="20"/>
                 <w:szCs w:val="20"/>
               </w:rPr>
-              <w:t>157 288 647</w:t>
+              <w:t>109 351 892</w:t>
             </w:r>
           </w:p>
         </w:tc>
@@ -2620,7 +2620,7 @@
                 <w:sz w:val="20"/>
                 <w:szCs w:val="20"/>
               </w:rPr>
-              <w:t>292 635 074</w:t>
+              <w:t>244 698 320</w:t>
             </w:r>
           </w:p>
         </w:tc>
@@ -2734,7 +2734,7 @@
                 <w:sz w:val="20"/>
                 <w:szCs w:val="20"/>
               </w:rPr>
-              <w:t>292 635 074</w:t>
+              <w:t>244 698 320</w:t>
             </w:r>
           </w:p>
         </w:tc>
@@ -2890,49 +2890,49 @@
                 <w:sz w:val="20"/>
                 <w:szCs w:val="20"/>
               </w:rPr>
-              <w:t>−42 635 074</w:t>
-            </w:r>
-          </w:p>
-        </w:tc>
-        <w:tc>
-          <w:tcPr>
-            <w:tcW w:w="0" w:type="auto"/>
-            <w:tcBorders>
-              <w:top w:val="single" w:sz="6" w:space="0" w:color="808080"/>
-              <w:left w:val="single" w:sz="6" w:space="0" w:color="808080"/>
-              <w:bottom w:val="single" w:sz="6" w:space="0" w:color="808080"/>
-              <w:right w:val="single" w:sz="6" w:space="0" w:color="808080"/>
-            </w:tcBorders>
-            <w:noWrap/>
-            <w:tcMar>
-              <w:top w:w="60" w:type="dxa"/>
-              <w:left w:w="80" w:type="dxa"/>
-              <w:bottom w:w="60" w:type="dxa"/>
-              <w:right w:w="80" w:type="dxa"/>
-            </w:tcMar>
-            <w:vAlign w:val="center"/>
-            <w:hideMark/>
-          </w:tcPr>
-          <w:p>
-            <w:pPr>
-              <w:jc w:val="right"/>
-              <w:rPr>
-                <w:rFonts w:ascii="Arial" w:eastAsia="Times New Roman" w:hAnsi="Arial" w:cs="Arial"/>
-                <w:b/>
-                <w:bCs/>
-                <w:sz w:val="20"/>
-                <w:szCs w:val="20"/>
-              </w:rPr>
-            </w:pPr>
-            <w:r>
-              <w:rPr>
-                <w:rFonts w:ascii="Arial" w:eastAsia="Times New Roman" w:hAnsi="Arial" w:cs="Arial"/>
-                <w:b/>
-                <w:bCs/>
-                <w:sz w:val="20"/>
-                <w:szCs w:val="20"/>
-              </w:rPr>
-              <w:t>−42 635 074</w:t>
+              <w:t>5 301 680</w:t>
+            </w:r>
+          </w:p>
+        </w:tc>
+        <w:tc>
+          <w:tcPr>
+            <w:tcW w:w="0" w:type="auto"/>
+            <w:tcBorders>
+              <w:top w:val="single" w:sz="6" w:space="0" w:color="808080"/>
+              <w:left w:val="single" w:sz="6" w:space="0" w:color="808080"/>
+              <w:bottom w:val="single" w:sz="6" w:space="0" w:color="808080"/>
+              <w:right w:val="single" w:sz="6" w:space="0" w:color="808080"/>
+            </w:tcBorders>
+            <w:noWrap/>
+            <w:tcMar>
+              <w:top w:w="60" w:type="dxa"/>
+              <w:left w:w="80" w:type="dxa"/>
+              <w:bottom w:w="60" w:type="dxa"/>
+              <w:right w:w="80" w:type="dxa"/>
+            </w:tcMar>
+            <w:vAlign w:val="center"/>
+            <w:hideMark/>
+          </w:tcPr>
+          <w:p>
+            <w:pPr>
+              <w:jc w:val="right"/>
+              <w:rPr>
+                <w:rFonts w:ascii="Arial" w:eastAsia="Times New Roman" w:hAnsi="Arial" w:cs="Arial"/>
+                <w:b/>
+                <w:bCs/>
+                <w:sz w:val="20"/>
+                <w:szCs w:val="20"/>
+              </w:rPr>
+            </w:pPr>
+            <w:r>
+              <w:rPr>
+                <w:rFonts w:ascii="Arial" w:eastAsia="Times New Roman" w:hAnsi="Arial" w:cs="Arial"/>
+                <w:b/>
+                <w:bCs/>
+                <w:sz w:val="20"/>
+                <w:szCs w:val="20"/>
+              </w:rPr>
+              <w:t>5 301 680</w:t>
             </w:r>
           </w:p>
         </w:tc>
@@ -2943,14 +2943,14 @@
         <w:pStyle w:val="a3"/>
       </w:pPr>
       <w:r>
-        <w:t xml:space="preserve">При финансировании 250 000 000 ₸ на ноябрь–декабрь 2026 года не хватает </w:t>
+        <w:t xml:space="preserve">При финансировании 250 000 000 ₸ после декабря 2026 года остаётся </w:t>
       </w:r>
       <w:r>
         <w:rPr>
           <w:b/>
           <w:bCs/>
         </w:rPr>
-        <w:t>42 635 074 ₸</w:t>
+        <w:t>5 301 680 ₸</w:t>
       </w:r>
       <w:r>
         <w:t>.</w:t>
@@ -2985,10 +2985,10 @@
         </w:numPr>
       </w:pPr>
       <w:r>
-        <w:t>в декабре – текущие расходы декабря и января 2027 года (оплата труда, аутсорс, аренда, подписки, командировки), часть закуп</w:t>
+        <w:t>в декабре – текущие расходы декабря (оплата труда, аутсорс, аренда, подписки, командировки), часть закупок (резервные картриджи и тонеры, оборуд</w:t>
       </w:r>
       <w:r>
-        <w:t>ок (резервные картриджи и тонеры, оборудование для зала совещаний, вывеска) и вторая часть первоочередных проектов;</w:t>
+        <w:t>ование для зала совещаний, вывеска) и вторая часть первоочередных проектов;</w:t>
       </w:r>
     </w:p>
     <w:p>
@@ -3000,10 +3000,10 @@
         </w:numPr>
       </w:pPr>
       <w:r>
-        <w:t>первоочередные проекты распределены по срокам смет: презентация – в ноябре; социологическое исследование и цифровая платформа – поровну на н</w:t>
+        <w:t xml:space="preserve">первоочередные проекты распределены по срокам смет: презентация – в ноябре; социологическое исследование и цифровая платформа – поровну на ноябрь и декабрь; TAZA TALQY, креативные </w:t>
       </w:r>
       <w:r>
-        <w:t>оябрь и декабрь; TAZA TALQY, креативные проекты и информационное сопровождение – одна треть в ноябре, две трети в декабре;</w:t>
+        <w:t>проекты и информационное сопровождение – одна треть в ноябре, две трети в декабре;</w:t>
       </w:r>
     </w:p>
     <w:p>
@@ -3015,10 +3015,10 @@
         </w:numPr>
       </w:pPr>
       <w:r>
-        <w:t>НДС 16% начислен только на закупки, аренду, услуги и подписки, цены которых приняты без НДС; на оплату труда, ОСНС и депозит НДС не н</w:t>
+        <w:t>НДС 16% начислен только на закупки, аренду, услуги и подписки, цены которых приняты без НДС; на оплату труда, ОСНС и депозит НДС не начисляется; ставки аутсорса и командиров</w:t>
       </w:r>
       <w:r>
-        <w:t>ачисляется; ставки аутсорса и командировки учтены с НДС.</w:t>
+        <w:t>ки учтены с НДС.</w:t>
       </w:r>
     </w:p>
     <w:sectPr>
@@ -3034,9 +3034,9 @@
 <file path=word/numbering.xml><?xml version="1.0" encoding="utf-8"?>
 <w:numbering xmlns:wpc="http://schemas.microsoft.com/office/word/2010/wordprocessingCanvas" xmlns:mc="http://schemas.openxmlformats.org/markup-compatibility/2006" xmlns:o="urn:schemas-microsoft-com:office:office" xmlns:r="http://schemas.openxmlformats.org/officeDocument/2006/relationships" xmlns:m="http://schemas.openxmlformats.org/officeDocument/2006/math" xmlns:v="urn:schemas-microsoft-com:vml" xmlns:wp14="http://schemas.microsoft.com/office/word/2010/wordprocessingDrawing" xmlns:wp="http://schemas.openxmlformats.org/drawingml/2006/wordprocessingDrawing" xmlns:w10="urn:schemas-microsoft-com:office:word" xmlns:w="http://schemas.openxmlformats.org/wordprocessingml/2006/main" xmlns:w14="http://schemas.microsoft.com/office/word/2010/wordml" xmlns:w15="http://schemas.microsoft.com/office/word/2012/wordml" xmlns:wpg="http://schemas.microsoft.com/office/word/2010/wordprocessingGroup" xmlns:wpi="http://schemas.microsoft.com/office/word/2010/wordprocessingInk" xmlns:wne="http://schemas.microsoft.com/office/word/2006/wordml" xmlns:wps="http://schemas.microsoft.com/office/word/2010/wordprocessingShape" mc:Ignorable="w14 w15 wp14">
   <w:abstractNum w:abstractNumId="0" w15:restartNumberingAfterBreak="0">
-    <w:nsid w:val="62D306EC"/>
+    <w:nsid w:val="0F5A2AA1"/>
     <w:multiLevelType w:val="multilevel"/>
-    <w:tmpl w:val="9E407084"/>
+    <w:tmpl w:val="2A4020D6"/>
     <w:lvl w:ilvl="0">
       <w:start w:val="1"/>
       <w:numFmt w:val="bullet"/>

--- a/TAZA/_документы/Потребность в финансировании – 2 месяца.docx
+++ b/TAZA/_документы/Потребность в финансировании – 2 месяца.docx
@@ -53,7 +53,7 @@
           <w:b/>
           <w:bCs/>
         </w:rPr>
-        <w:t>135 346 427 ₸</w:t>
+        <w:t>146 387 467 ₸</w:t>
       </w:r>
       <w:r>
         <w:t>, в декабре 2026 года –</w:t>
@@ -76,7 +76,7 @@
           <w:b/>
           <w:bCs/>
         </w:rPr>
-        <w:t>244 698 320 ₸</w:t>
+        <w:t>255 739 360 ₸</w:t>
       </w:r>
       <w:r>
         <w:t>.</w:t>
@@ -492,7 +492,7 @@
                 <w:sz w:val="20"/>
                 <w:szCs w:val="20"/>
               </w:rPr>
-              <w:t>51 960 650</w:t>
+              <w:t>63 001 690</w:t>
             </w:r>
           </w:p>
         </w:tc>
@@ -568,7 +568,7 @@
                 <w:sz w:val="20"/>
                 <w:szCs w:val="20"/>
               </w:rPr>
-              <w:t>88 384 750</w:t>
+              <w:t>99 425 790</w:t>
             </w:r>
           </w:p>
         </w:tc>
@@ -1724,7 +1724,7 @@
                 <w:sz w:val="20"/>
                 <w:szCs w:val="20"/>
               </w:rPr>
-              <w:t>87 026 983</w:t>
+              <w:t>98 068 023</w:t>
             </w:r>
           </w:p>
         </w:tc>
@@ -1808,7 +1808,7 @@
                 <w:sz w:val="20"/>
                 <w:szCs w:val="20"/>
               </w:rPr>
-              <w:t>140 569 037</w:t>
+              <w:t>151 610 077</w:t>
             </w:r>
           </w:p>
         </w:tc>
@@ -2196,7 +2196,7 @@
                 <w:sz w:val="20"/>
                 <w:szCs w:val="20"/>
               </w:rPr>
-              <w:t>97 100 454</w:t>
+              <w:t>108 141 494</w:t>
             </w:r>
           </w:p>
         </w:tc>
@@ -2280,7 +2280,7 @@
                 <w:sz w:val="20"/>
                 <w:szCs w:val="20"/>
               </w:rPr>
-              <w:t>157 464 000</w:t>
+              <w:t>168 505 040</w:t>
             </w:r>
           </w:p>
         </w:tc>
@@ -2534,7 +2534,7 @@
                 <w:sz w:val="20"/>
                 <w:szCs w:val="20"/>
               </w:rPr>
-              <w:t>135 346 427</w:t>
+              <w:t>146 387 467</w:t>
             </w:r>
           </w:p>
         </w:tc>
@@ -2620,7 +2620,7 @@
                 <w:sz w:val="20"/>
                 <w:szCs w:val="20"/>
               </w:rPr>
-              <w:t>244 698 320</w:t>
+              <w:t>255 739 360</w:t>
             </w:r>
           </w:p>
         </w:tc>
@@ -2696,45 +2696,45 @@
                 <w:sz w:val="20"/>
                 <w:szCs w:val="20"/>
               </w:rPr>
-              <w:t>135 346 427</w:t>
-            </w:r>
-          </w:p>
-        </w:tc>
-        <w:tc>
-          <w:tcPr>
-            <w:tcW w:w="0" w:type="auto"/>
-            <w:tcBorders>
-              <w:top w:val="single" w:sz="6" w:space="0" w:color="808080"/>
-              <w:left w:val="single" w:sz="6" w:space="0" w:color="808080"/>
-              <w:bottom w:val="single" w:sz="6" w:space="0" w:color="808080"/>
-              <w:right w:val="single" w:sz="6" w:space="0" w:color="808080"/>
-            </w:tcBorders>
-            <w:noWrap/>
-            <w:tcMar>
-              <w:top w:w="60" w:type="dxa"/>
-              <w:left w:w="80" w:type="dxa"/>
-              <w:bottom w:w="60" w:type="dxa"/>
-              <w:right w:w="80" w:type="dxa"/>
-            </w:tcMar>
-            <w:vAlign w:val="center"/>
-            <w:hideMark/>
-          </w:tcPr>
-          <w:p>
-            <w:pPr>
-              <w:jc w:val="right"/>
-              <w:rPr>
-                <w:rFonts w:ascii="Arial" w:eastAsia="Times New Roman" w:hAnsi="Arial" w:cs="Arial"/>
-                <w:sz w:val="20"/>
-                <w:szCs w:val="20"/>
-              </w:rPr>
-            </w:pPr>
-            <w:r>
-              <w:rPr>
-                <w:rFonts w:ascii="Arial" w:eastAsia="Times New Roman" w:hAnsi="Arial" w:cs="Arial"/>
-                <w:sz w:val="20"/>
-                <w:szCs w:val="20"/>
-              </w:rPr>
-              <w:t>244 698 320</w:t>
+              <w:t>146 387 467</w:t>
+            </w:r>
+          </w:p>
+        </w:tc>
+        <w:tc>
+          <w:tcPr>
+            <w:tcW w:w="0" w:type="auto"/>
+            <w:tcBorders>
+              <w:top w:val="single" w:sz="6" w:space="0" w:color="808080"/>
+              <w:left w:val="single" w:sz="6" w:space="0" w:color="808080"/>
+              <w:bottom w:val="single" w:sz="6" w:space="0" w:color="808080"/>
+              <w:right w:val="single" w:sz="6" w:space="0" w:color="808080"/>
+            </w:tcBorders>
+            <w:noWrap/>
+            <w:tcMar>
+              <w:top w:w="60" w:type="dxa"/>
+              <w:left w:w="80" w:type="dxa"/>
+              <w:bottom w:w="60" w:type="dxa"/>
+              <w:right w:w="80" w:type="dxa"/>
+            </w:tcMar>
+            <w:vAlign w:val="center"/>
+            <w:hideMark/>
+          </w:tcPr>
+          <w:p>
+            <w:pPr>
+              <w:jc w:val="right"/>
+              <w:rPr>
+                <w:rFonts w:ascii="Arial" w:eastAsia="Times New Roman" w:hAnsi="Arial" w:cs="Arial"/>
+                <w:sz w:val="20"/>
+                <w:szCs w:val="20"/>
+              </w:rPr>
+            </w:pPr>
+            <w:r>
+              <w:rPr>
+                <w:rFonts w:ascii="Arial" w:eastAsia="Times New Roman" w:hAnsi="Arial" w:cs="Arial"/>
+                <w:sz w:val="20"/>
+                <w:szCs w:val="20"/>
+              </w:rPr>
+              <w:t>255 739 360</w:t>
             </w:r>
           </w:p>
         </w:tc>
@@ -2848,91 +2848,91 @@
                 <w:sz w:val="20"/>
                 <w:szCs w:val="20"/>
               </w:rPr>
-              <w:t>114 653 573</w:t>
-            </w:r>
-          </w:p>
-        </w:tc>
-        <w:tc>
-          <w:tcPr>
-            <w:tcW w:w="0" w:type="auto"/>
-            <w:tcBorders>
-              <w:top w:val="single" w:sz="6" w:space="0" w:color="808080"/>
-              <w:left w:val="single" w:sz="6" w:space="0" w:color="808080"/>
-              <w:bottom w:val="single" w:sz="6" w:space="0" w:color="808080"/>
-              <w:right w:val="single" w:sz="6" w:space="0" w:color="808080"/>
-            </w:tcBorders>
-            <w:noWrap/>
-            <w:tcMar>
-              <w:top w:w="60" w:type="dxa"/>
-              <w:left w:w="80" w:type="dxa"/>
-              <w:bottom w:w="60" w:type="dxa"/>
-              <w:right w:w="80" w:type="dxa"/>
-            </w:tcMar>
-            <w:vAlign w:val="center"/>
-            <w:hideMark/>
-          </w:tcPr>
-          <w:p>
-            <w:pPr>
-              <w:jc w:val="right"/>
-              <w:rPr>
-                <w:rFonts w:ascii="Arial" w:eastAsia="Times New Roman" w:hAnsi="Arial" w:cs="Arial"/>
-                <w:b/>
-                <w:bCs/>
-                <w:sz w:val="20"/>
-                <w:szCs w:val="20"/>
-              </w:rPr>
-            </w:pPr>
-            <w:r>
-              <w:rPr>
-                <w:rFonts w:ascii="Arial" w:eastAsia="Times New Roman" w:hAnsi="Arial" w:cs="Arial"/>
-                <w:b/>
-                <w:bCs/>
-                <w:sz w:val="20"/>
-                <w:szCs w:val="20"/>
-              </w:rPr>
-              <w:t>5 301 680</w:t>
-            </w:r>
-          </w:p>
-        </w:tc>
-        <w:tc>
-          <w:tcPr>
-            <w:tcW w:w="0" w:type="auto"/>
-            <w:tcBorders>
-              <w:top w:val="single" w:sz="6" w:space="0" w:color="808080"/>
-              <w:left w:val="single" w:sz="6" w:space="0" w:color="808080"/>
-              <w:bottom w:val="single" w:sz="6" w:space="0" w:color="808080"/>
-              <w:right w:val="single" w:sz="6" w:space="0" w:color="808080"/>
-            </w:tcBorders>
-            <w:noWrap/>
-            <w:tcMar>
-              <w:top w:w="60" w:type="dxa"/>
-              <w:left w:w="80" w:type="dxa"/>
-              <w:bottom w:w="60" w:type="dxa"/>
-              <w:right w:w="80" w:type="dxa"/>
-            </w:tcMar>
-            <w:vAlign w:val="center"/>
-            <w:hideMark/>
-          </w:tcPr>
-          <w:p>
-            <w:pPr>
-              <w:jc w:val="right"/>
-              <w:rPr>
-                <w:rFonts w:ascii="Arial" w:eastAsia="Times New Roman" w:hAnsi="Arial" w:cs="Arial"/>
-                <w:b/>
-                <w:bCs/>
-                <w:sz w:val="20"/>
-                <w:szCs w:val="20"/>
-              </w:rPr>
-            </w:pPr>
-            <w:r>
-              <w:rPr>
-                <w:rFonts w:ascii="Arial" w:eastAsia="Times New Roman" w:hAnsi="Arial" w:cs="Arial"/>
-                <w:b/>
-                <w:bCs/>
-                <w:sz w:val="20"/>
-                <w:szCs w:val="20"/>
-              </w:rPr>
-              <w:t>5 301 680</w:t>
+              <w:t>103 612 533</w:t>
+            </w:r>
+          </w:p>
+        </w:tc>
+        <w:tc>
+          <w:tcPr>
+            <w:tcW w:w="0" w:type="auto"/>
+            <w:tcBorders>
+              <w:top w:val="single" w:sz="6" w:space="0" w:color="808080"/>
+              <w:left w:val="single" w:sz="6" w:space="0" w:color="808080"/>
+              <w:bottom w:val="single" w:sz="6" w:space="0" w:color="808080"/>
+              <w:right w:val="single" w:sz="6" w:space="0" w:color="808080"/>
+            </w:tcBorders>
+            <w:noWrap/>
+            <w:tcMar>
+              <w:top w:w="60" w:type="dxa"/>
+              <w:left w:w="80" w:type="dxa"/>
+              <w:bottom w:w="60" w:type="dxa"/>
+              <w:right w:w="80" w:type="dxa"/>
+            </w:tcMar>
+            <w:vAlign w:val="center"/>
+            <w:hideMark/>
+          </w:tcPr>
+          <w:p>
+            <w:pPr>
+              <w:jc w:val="right"/>
+              <w:rPr>
+                <w:rFonts w:ascii="Arial" w:eastAsia="Times New Roman" w:hAnsi="Arial" w:cs="Arial"/>
+                <w:b/>
+                <w:bCs/>
+                <w:sz w:val="20"/>
+                <w:szCs w:val="20"/>
+              </w:rPr>
+            </w:pPr>
+            <w:r>
+              <w:rPr>
+                <w:rFonts w:ascii="Arial" w:eastAsia="Times New Roman" w:hAnsi="Arial" w:cs="Arial"/>
+                <w:b/>
+                <w:bCs/>
+                <w:sz w:val="20"/>
+                <w:szCs w:val="20"/>
+              </w:rPr>
+              <w:t>−5 739 360</w:t>
+            </w:r>
+          </w:p>
+        </w:tc>
+        <w:tc>
+          <w:tcPr>
+            <w:tcW w:w="0" w:type="auto"/>
+            <w:tcBorders>
+              <w:top w:val="single" w:sz="6" w:space="0" w:color="808080"/>
+              <w:left w:val="single" w:sz="6" w:space="0" w:color="808080"/>
+              <w:bottom w:val="single" w:sz="6" w:space="0" w:color="808080"/>
+              <w:right w:val="single" w:sz="6" w:space="0" w:color="808080"/>
+            </w:tcBorders>
+            <w:noWrap/>
+            <w:tcMar>
+              <w:top w:w="60" w:type="dxa"/>
+              <w:left w:w="80" w:type="dxa"/>
+              <w:bottom w:w="60" w:type="dxa"/>
+              <w:right w:w="80" w:type="dxa"/>
+            </w:tcMar>
+            <w:vAlign w:val="center"/>
+            <w:hideMark/>
+          </w:tcPr>
+          <w:p>
+            <w:pPr>
+              <w:jc w:val="right"/>
+              <w:rPr>
+                <w:rFonts w:ascii="Arial" w:eastAsia="Times New Roman" w:hAnsi="Arial" w:cs="Arial"/>
+                <w:b/>
+                <w:bCs/>
+                <w:sz w:val="20"/>
+                <w:szCs w:val="20"/>
+              </w:rPr>
+            </w:pPr>
+            <w:r>
+              <w:rPr>
+                <w:rFonts w:ascii="Arial" w:eastAsia="Times New Roman" w:hAnsi="Arial" w:cs="Arial"/>
+                <w:b/>
+                <w:bCs/>
+                <w:sz w:val="20"/>
+                <w:szCs w:val="20"/>
+              </w:rPr>
+              <w:t>−5 739 360</w:t>
             </w:r>
           </w:p>
         </w:tc>
@@ -2943,14 +2943,14 @@
         <w:pStyle w:val="a3"/>
       </w:pPr>
       <w:r>
-        <w:t xml:space="preserve">При финансировании 250 000 000 ₸ после декабря 2026 года остаётся </w:t>
+        <w:t xml:space="preserve">При финансировании 250 000 000 ₸ на ноябрь–декабрь 2026 года не хватает </w:t>
       </w:r>
       <w:r>
         <w:rPr>
           <w:b/>
           <w:bCs/>
         </w:rPr>
-        <w:t>5 301 680 ₸</w:t>
+        <w:t>5 739 360 ₸</w:t>
       </w:r>
       <w:r>
         <w:t>.</w:t>
@@ -2985,10 +2985,10 @@
         </w:numPr>
       </w:pPr>
       <w:r>
-        <w:t>в декабре – текущие расходы декабря (оплата труда, аутсорс, аренда, подписки, командировки), часть закупок (резервные картриджи и тонеры, оборуд</w:t>
+        <w:t>в декабре – текущие расходы декабря (оплата труда, аутсорс, аренда, подписки, командировки), часть закупок (резервные картр</w:t>
       </w:r>
       <w:r>
-        <w:t>ование для зала совещаний, вывеска) и вторая часть первоочередных проектов;</w:t>
+        <w:t>иджи и тонеры, оборудование для зала совещаний, вывеска) и вторая часть первоочередных проектов;</w:t>
       </w:r>
     </w:p>
     <w:p>
@@ -3000,10 +3000,10 @@
         </w:numPr>
       </w:pPr>
       <w:r>
-        <w:t xml:space="preserve">первоочередные проекты распределены по срокам смет: презентация – в ноябре; социологическое исследование и цифровая платформа – поровну на ноябрь и декабрь; TAZA TALQY, креативные </w:t>
+        <w:t>первоочередные проекты распределены по срокам смет: презентация – в ноябре; социологическое исследование и цифровая платформа – поровну на ноябрь и декабрь; TA</w:t>
       </w:r>
       <w:r>
-        <w:t>проекты и информационное сопровождение – одна треть в ноябре, две трети в декабре;</w:t>
+        <w:t>ZA TALQY, креативные проекты и информационное сопровождение – одна треть в ноябре, две трети в декабре;</w:t>
       </w:r>
     </w:p>
     <w:p>
@@ -3015,10 +3015,10 @@
         </w:numPr>
       </w:pPr>
       <w:r>
-        <w:t>НДС 16% начислен только на закупки, аренду, услуги и подписки, цены которых приняты без НДС; на оплату труда, ОСНС и депозит НДС не начисляется; ставки аутсорса и командиров</w:t>
+        <w:t xml:space="preserve">НДС 16% начислен только на закупки, аренду, услуги и подписки, цены которых приняты без НДС; на оплату труда, ОСНС и депозит НДС не начисляется; ставки </w:t>
       </w:r>
       <w:r>
-        <w:t>ки учтены с НДС.</w:t>
+        <w:t>аутсорса и командировки учтены с НДС.</w:t>
       </w:r>
     </w:p>
     <w:sectPr>
@@ -3034,9 +3034,9 @@
 <file path=word/numbering.xml><?xml version="1.0" encoding="utf-8"?>
 <w:numbering xmlns:wpc="http://schemas.microsoft.com/office/word/2010/wordprocessingCanvas" xmlns:mc="http://schemas.openxmlformats.org/markup-compatibility/2006" xmlns:o="urn:schemas-microsoft-com:office:office" xmlns:r="http://schemas.openxmlformats.org/officeDocument/2006/relationships" xmlns:m="http://schemas.openxmlformats.org/officeDocument/2006/math" xmlns:v="urn:schemas-microsoft-com:vml" xmlns:wp14="http://schemas.microsoft.com/office/word/2010/wordprocessingDrawing" xmlns:wp="http://schemas.openxmlformats.org/drawingml/2006/wordprocessingDrawing" xmlns:w10="urn:schemas-microsoft-com:office:word" xmlns:w="http://schemas.openxmlformats.org/wordprocessingml/2006/main" xmlns:w14="http://schemas.microsoft.com/office/word/2010/wordml" xmlns:w15="http://schemas.microsoft.com/office/word/2012/wordml" xmlns:wpg="http://schemas.microsoft.com/office/word/2010/wordprocessingGroup" xmlns:wpi="http://schemas.microsoft.com/office/word/2010/wordprocessingInk" xmlns:wne="http://schemas.microsoft.com/office/word/2006/wordml" xmlns:wps="http://schemas.microsoft.com/office/word/2010/wordprocessingShape" mc:Ignorable="w14 w15 wp14">
   <w:abstractNum w:abstractNumId="0" w15:restartNumberingAfterBreak="0">
-    <w:nsid w:val="0F5A2AA1"/>
+    <w:nsid w:val="75517C0B"/>
     <w:multiLevelType w:val="multilevel"/>
-    <w:tmpl w:val="2A4020D6"/>
+    <w:tmpl w:val="F04885F0"/>
     <w:lvl w:ilvl="0">
       <w:start w:val="1"/>
       <w:numFmt w:val="bullet"/>

--- a/TAZA/_документы/Потребность в финансировании – 2 месяца.docx
+++ b/TAZA/_документы/Потребность в финансировании – 2 месяца.docx
@@ -2806,7 +2806,7 @@
                 <w:sz w:val="20"/>
                 <w:szCs w:val="20"/>
               </w:rPr>
-              <w:t>Разница с 250 млн ₸ (+ остаток / − не хватает)</w:t>
+              <w:t>Разница с 250 млн ₸ (+ остаток / − дефицит)</w:t>
             </w:r>
           </w:p>
         </w:tc>
@@ -2943,7 +2943,7 @@
         <w:pStyle w:val="a3"/>
       </w:pPr>
       <w:r>
-        <w:t xml:space="preserve">При финансировании 250 000 000 ₸ на ноябрь–декабрь 2026 года не хватает </w:t>
+        <w:t xml:space="preserve">При финансировании 250 000 000 ₸ на ноябрь–декабрь 2026 года дефицит составляет </w:t>
       </w:r>
       <w:r>
         <w:rPr>
